--- a/Day 5/Docs/EmployeeManagementSystem.docx
+++ b/Day 5/Docs/EmployeeManagementSystem.docx
@@ -2321,6 +2321,65 @@
         <w:t xml:space="preserve"> Creates a migration file that records changes made to the model classes.</w:t>
       </w:r>
     </w:p>
+    <w:p>
+      <w:pPr>
+        <w:pStyle w:val="Heading3"/>
+        <w:rPr>
+          <w:rFonts w:cstheme="minorBidi"/>
+        </w:rPr>
+      </w:pPr>
+      <w:r>
+        <w:rPr>
+          <w:rFonts w:cstheme="minorBidi"/>
+        </w:rPr>
+        <w:t>Force-Pushing Local Code to GitHub</w:t>
+      </w:r>
+    </w:p>
+    <w:p>
+      <w:r>
+        <w:t>Use a force push only when the remote repository contains starter content, such as a README or initial files, and you want your local project to completely replace the remote branch.</w:t>
+      </w:r>
+    </w:p>
+    <w:p>
+      <w:r>
+        <w:t>Run the following command from your local project folder:</w:t>
+      </w:r>
+    </w:p>
+    <w:p>
+      <w:pPr>
+        <w:pStyle w:val="HTMLPreformatted"/>
+        <w:shd w:val="clear" w:color="auto" w:fill="F2F2F2"/>
+      </w:pPr>
+      <w:r>
+        <w:rPr>
+          <w:rStyle w:val="HTMLCode"/>
+        </w:rPr>
+        <w:t>git push -u origin main --force</w:t>
+      </w:r>
+    </w:p>
+    <w:p>
+      <w:r>
+        <w:rPr>
+          <w:b/>
+          <w:bCs/>
+        </w:rPr>
+        <w:t>Important:</w:t>
+      </w:r>
+      <w:r>
+        <w:t xml:space="preserve"> The </w:t>
+      </w:r>
+      <w:r>
+        <w:rPr>
+          <w:b/>
+          <w:bCs/>
+        </w:rPr>
+        <w:t>--force</w:t>
+      </w:r>
+      <w:r>
+        <w:t xml:space="preserve"> option overwrites the remote branch with your local branch. Use it only when you are sure the existing remote files are no longer needed.</w:t>
+      </w:r>
+    </w:p>
+    <w:p/>
     <w:p>
       <w:pPr>
         <w:pStyle w:val="Heading3"/>
@@ -2492,6 +2551,7 @@
           <w:b/>
           <w:bCs/>
         </w:rPr>
+        <w:lastRenderedPageBreak/>
         <w:t>DbSet</w:t>
       </w:r>
       <w:proofErr w:type="spellEnd"/>
@@ -2654,7 +2714,6 @@
           <w:b/>
           <w:bCs/>
         </w:rPr>
-        <w:lastRenderedPageBreak/>
         <w:t>Program.cs</w:t>
       </w:r>
       <w:proofErr w:type="spellEnd"/>
@@ -4884,6 +4943,155 @@
     </w:lvl>
   </w:abstractNum>
   <w:abstractNum w:abstractNumId="14" w15:restartNumberingAfterBreak="0">
+    <w:nsid w:val="39A24D9D"/>
+    <w:multiLevelType w:val="multilevel"/>
+    <w:tmpl w:val="8EC82AB8"/>
+    <w:lvl w:ilvl="0">
+      <w:start w:val="1"/>
+      <w:numFmt w:val="bullet"/>
+      <w:lvlText w:val=""/>
+      <w:lvlJc w:val="left"/>
+      <w:pPr>
+        <w:tabs>
+          <w:tab w:val="num" w:pos="720"/>
+        </w:tabs>
+        <w:ind w:left="720" w:hanging="360"/>
+      </w:pPr>
+      <w:rPr>
+        <w:rFonts w:ascii="Symbol" w:hAnsi="Symbol" w:hint="default"/>
+        <w:sz w:val="20"/>
+      </w:rPr>
+    </w:lvl>
+    <w:lvl w:ilvl="1" w:tentative="1">
+      <w:start w:val="1"/>
+      <w:numFmt w:val="bullet"/>
+      <w:lvlText w:val="o"/>
+      <w:lvlJc w:val="left"/>
+      <w:pPr>
+        <w:tabs>
+          <w:tab w:val="num" w:pos="1440"/>
+        </w:tabs>
+        <w:ind w:left="1440" w:hanging="360"/>
+      </w:pPr>
+      <w:rPr>
+        <w:rFonts w:ascii="Courier New" w:hAnsi="Courier New" w:hint="default"/>
+        <w:sz w:val="20"/>
+      </w:rPr>
+    </w:lvl>
+    <w:lvl w:ilvl="2" w:tentative="1">
+      <w:start w:val="1"/>
+      <w:numFmt w:val="bullet"/>
+      <w:lvlText w:val=""/>
+      <w:lvlJc w:val="left"/>
+      <w:pPr>
+        <w:tabs>
+          <w:tab w:val="num" w:pos="2160"/>
+        </w:tabs>
+        <w:ind w:left="2160" w:hanging="360"/>
+      </w:pPr>
+      <w:rPr>
+        <w:rFonts w:ascii="Wingdings" w:hAnsi="Wingdings" w:hint="default"/>
+        <w:sz w:val="20"/>
+      </w:rPr>
+    </w:lvl>
+    <w:lvl w:ilvl="3" w:tentative="1">
+      <w:start w:val="1"/>
+      <w:numFmt w:val="bullet"/>
+      <w:lvlText w:val=""/>
+      <w:lvlJc w:val="left"/>
+      <w:pPr>
+        <w:tabs>
+          <w:tab w:val="num" w:pos="2880"/>
+        </w:tabs>
+        <w:ind w:left="2880" w:hanging="360"/>
+      </w:pPr>
+      <w:rPr>
+        <w:rFonts w:ascii="Wingdings" w:hAnsi="Wingdings" w:hint="default"/>
+        <w:sz w:val="20"/>
+      </w:rPr>
+    </w:lvl>
+    <w:lvl w:ilvl="4" w:tentative="1">
+      <w:start w:val="1"/>
+      <w:numFmt w:val="bullet"/>
+      <w:lvlText w:val=""/>
+      <w:lvlJc w:val="left"/>
+      <w:pPr>
+        <w:tabs>
+          <w:tab w:val="num" w:pos="3600"/>
+        </w:tabs>
+        <w:ind w:left="3600" w:hanging="360"/>
+      </w:pPr>
+      <w:rPr>
+        <w:rFonts w:ascii="Wingdings" w:hAnsi="Wingdings" w:hint="default"/>
+        <w:sz w:val="20"/>
+      </w:rPr>
+    </w:lvl>
+    <w:lvl w:ilvl="5" w:tentative="1">
+      <w:start w:val="1"/>
+      <w:numFmt w:val="bullet"/>
+      <w:lvlText w:val=""/>
+      <w:lvlJc w:val="left"/>
+      <w:pPr>
+        <w:tabs>
+          <w:tab w:val="num" w:pos="4320"/>
+        </w:tabs>
+        <w:ind w:left="4320" w:hanging="360"/>
+      </w:pPr>
+      <w:rPr>
+        <w:rFonts w:ascii="Wingdings" w:hAnsi="Wingdings" w:hint="default"/>
+        <w:sz w:val="20"/>
+      </w:rPr>
+    </w:lvl>
+    <w:lvl w:ilvl="6" w:tentative="1">
+      <w:start w:val="1"/>
+      <w:numFmt w:val="bullet"/>
+      <w:lvlText w:val=""/>
+      <w:lvlJc w:val="left"/>
+      <w:pPr>
+        <w:tabs>
+          <w:tab w:val="num" w:pos="5040"/>
+        </w:tabs>
+        <w:ind w:left="5040" w:hanging="360"/>
+      </w:pPr>
+      <w:rPr>
+        <w:rFonts w:ascii="Wingdings" w:hAnsi="Wingdings" w:hint="default"/>
+        <w:sz w:val="20"/>
+      </w:rPr>
+    </w:lvl>
+    <w:lvl w:ilvl="7" w:tentative="1">
+      <w:start w:val="1"/>
+      <w:numFmt w:val="bullet"/>
+      <w:lvlText w:val=""/>
+      <w:lvlJc w:val="left"/>
+      <w:pPr>
+        <w:tabs>
+          <w:tab w:val="num" w:pos="5760"/>
+        </w:tabs>
+        <w:ind w:left="5760" w:hanging="360"/>
+      </w:pPr>
+      <w:rPr>
+        <w:rFonts w:ascii="Wingdings" w:hAnsi="Wingdings" w:hint="default"/>
+        <w:sz w:val="20"/>
+      </w:rPr>
+    </w:lvl>
+    <w:lvl w:ilvl="8" w:tentative="1">
+      <w:start w:val="1"/>
+      <w:numFmt w:val="bullet"/>
+      <w:lvlText w:val=""/>
+      <w:lvlJc w:val="left"/>
+      <w:pPr>
+        <w:tabs>
+          <w:tab w:val="num" w:pos="6480"/>
+        </w:tabs>
+        <w:ind w:left="6480" w:hanging="360"/>
+      </w:pPr>
+      <w:rPr>
+        <w:rFonts w:ascii="Wingdings" w:hAnsi="Wingdings" w:hint="default"/>
+        <w:sz w:val="20"/>
+      </w:rPr>
+    </w:lvl>
+  </w:abstractNum>
+  <w:abstractNum w:abstractNumId="15" w15:restartNumberingAfterBreak="0">
     <w:nsid w:val="3D511956"/>
     <w:multiLevelType w:val="multilevel"/>
     <w:tmpl w:val="3A7E84D6"/>
@@ -5032,7 +5240,7 @@
       </w:rPr>
     </w:lvl>
   </w:abstractNum>
-  <w:abstractNum w:abstractNumId="15" w15:restartNumberingAfterBreak="0">
+  <w:abstractNum w:abstractNumId="16" w15:restartNumberingAfterBreak="0">
     <w:nsid w:val="3D8850EC"/>
     <w:multiLevelType w:val="multilevel"/>
     <w:tmpl w:val="874606A8"/>
@@ -5145,7 +5353,7 @@
       </w:pPr>
     </w:lvl>
   </w:abstractNum>
-  <w:abstractNum w:abstractNumId="16" w15:restartNumberingAfterBreak="0">
+  <w:abstractNum w:abstractNumId="17" w15:restartNumberingAfterBreak="0">
     <w:nsid w:val="3F2233E4"/>
     <w:multiLevelType w:val="multilevel"/>
     <w:tmpl w:val="E8B2AB24"/>
@@ -5294,7 +5502,7 @@
       </w:rPr>
     </w:lvl>
   </w:abstractNum>
-  <w:abstractNum w:abstractNumId="17" w15:restartNumberingAfterBreak="0">
+  <w:abstractNum w:abstractNumId="18" w15:restartNumberingAfterBreak="0">
     <w:nsid w:val="447511B2"/>
     <w:multiLevelType w:val="multilevel"/>
     <w:tmpl w:val="F80A462A"/>
@@ -5443,7 +5651,7 @@
       </w:rPr>
     </w:lvl>
   </w:abstractNum>
-  <w:abstractNum w:abstractNumId="18" w15:restartNumberingAfterBreak="0">
+  <w:abstractNum w:abstractNumId="19" w15:restartNumberingAfterBreak="0">
     <w:nsid w:val="48E4282F"/>
     <w:multiLevelType w:val="multilevel"/>
     <w:tmpl w:val="98B257E8"/>
@@ -5592,7 +5800,7 @@
       </w:rPr>
     </w:lvl>
   </w:abstractNum>
-  <w:abstractNum w:abstractNumId="19" w15:restartNumberingAfterBreak="0">
+  <w:abstractNum w:abstractNumId="20" w15:restartNumberingAfterBreak="0">
     <w:nsid w:val="4B7D3BA3"/>
     <w:multiLevelType w:val="multilevel"/>
     <w:tmpl w:val="261EB97A"/>
@@ -5741,7 +5949,7 @@
       </w:rPr>
     </w:lvl>
   </w:abstractNum>
-  <w:abstractNum w:abstractNumId="20" w15:restartNumberingAfterBreak="0">
+  <w:abstractNum w:abstractNumId="21" w15:restartNumberingAfterBreak="0">
     <w:nsid w:val="591F32D9"/>
     <w:multiLevelType w:val="multilevel"/>
     <w:tmpl w:val="C6C4E080"/>
@@ -5890,7 +6098,7 @@
       </w:rPr>
     </w:lvl>
   </w:abstractNum>
-  <w:abstractNum w:abstractNumId="21" w15:restartNumberingAfterBreak="0">
+  <w:abstractNum w:abstractNumId="22" w15:restartNumberingAfterBreak="0">
     <w:nsid w:val="5E746329"/>
     <w:multiLevelType w:val="multilevel"/>
     <w:tmpl w:val="DBA86E5A"/>
@@ -6039,7 +6247,7 @@
       </w:rPr>
     </w:lvl>
   </w:abstractNum>
-  <w:abstractNum w:abstractNumId="22" w15:restartNumberingAfterBreak="0">
+  <w:abstractNum w:abstractNumId="23" w15:restartNumberingAfterBreak="0">
     <w:nsid w:val="5F8A69D1"/>
     <w:multiLevelType w:val="multilevel"/>
     <w:tmpl w:val="9F447B60"/>
@@ -6188,7 +6396,7 @@
       </w:rPr>
     </w:lvl>
   </w:abstractNum>
-  <w:abstractNum w:abstractNumId="23" w15:restartNumberingAfterBreak="0">
+  <w:abstractNum w:abstractNumId="24" w15:restartNumberingAfterBreak="0">
     <w:nsid w:val="60DA54F6"/>
     <w:multiLevelType w:val="multilevel"/>
     <w:tmpl w:val="427E43F6"/>
@@ -6337,7 +6545,7 @@
       </w:rPr>
     </w:lvl>
   </w:abstractNum>
-  <w:abstractNum w:abstractNumId="24" w15:restartNumberingAfterBreak="0">
+  <w:abstractNum w:abstractNumId="25" w15:restartNumberingAfterBreak="0">
     <w:nsid w:val="674056F6"/>
     <w:multiLevelType w:val="multilevel"/>
     <w:tmpl w:val="E9B088B2"/>
@@ -6486,7 +6694,7 @@
       </w:rPr>
     </w:lvl>
   </w:abstractNum>
-  <w:abstractNum w:abstractNumId="25" w15:restartNumberingAfterBreak="0">
+  <w:abstractNum w:abstractNumId="26" w15:restartNumberingAfterBreak="0">
     <w:nsid w:val="68A70B59"/>
     <w:multiLevelType w:val="multilevel"/>
     <w:tmpl w:val="1B1C6D7C"/>
@@ -6635,7 +6843,7 @@
       </w:rPr>
     </w:lvl>
   </w:abstractNum>
-  <w:abstractNum w:abstractNumId="26" w15:restartNumberingAfterBreak="0">
+  <w:abstractNum w:abstractNumId="27" w15:restartNumberingAfterBreak="0">
     <w:nsid w:val="69F655A6"/>
     <w:multiLevelType w:val="multilevel"/>
     <w:tmpl w:val="F80C660E"/>
@@ -6784,7 +6992,7 @@
       </w:rPr>
     </w:lvl>
   </w:abstractNum>
-  <w:abstractNum w:abstractNumId="27" w15:restartNumberingAfterBreak="0">
+  <w:abstractNum w:abstractNumId="28" w15:restartNumberingAfterBreak="0">
     <w:nsid w:val="6E270FBD"/>
     <w:multiLevelType w:val="multilevel"/>
     <w:tmpl w:val="0952D1FC"/>
@@ -6933,7 +7141,7 @@
       </w:rPr>
     </w:lvl>
   </w:abstractNum>
-  <w:abstractNum w:abstractNumId="28" w15:restartNumberingAfterBreak="0">
+  <w:abstractNum w:abstractNumId="29" w15:restartNumberingAfterBreak="0">
     <w:nsid w:val="70D266CE"/>
     <w:multiLevelType w:val="multilevel"/>
     <w:tmpl w:val="90DA762E"/>
@@ -7082,7 +7290,7 @@
       </w:rPr>
     </w:lvl>
   </w:abstractNum>
-  <w:abstractNum w:abstractNumId="29" w15:restartNumberingAfterBreak="0">
+  <w:abstractNum w:abstractNumId="30" w15:restartNumberingAfterBreak="0">
     <w:nsid w:val="72684653"/>
     <w:multiLevelType w:val="multilevel"/>
     <w:tmpl w:val="2DFCAC1E"/>
@@ -7231,7 +7439,156 @@
       </w:rPr>
     </w:lvl>
   </w:abstractNum>
-  <w:abstractNum w:abstractNumId="30" w15:restartNumberingAfterBreak="0">
+  <w:abstractNum w:abstractNumId="31" w15:restartNumberingAfterBreak="0">
+    <w:nsid w:val="733A441C"/>
+    <w:multiLevelType w:val="multilevel"/>
+    <w:tmpl w:val="517C5522"/>
+    <w:lvl w:ilvl="0">
+      <w:start w:val="1"/>
+      <w:numFmt w:val="bullet"/>
+      <w:lvlText w:val=""/>
+      <w:lvlJc w:val="left"/>
+      <w:pPr>
+        <w:tabs>
+          <w:tab w:val="num" w:pos="720"/>
+        </w:tabs>
+        <w:ind w:left="720" w:hanging="360"/>
+      </w:pPr>
+      <w:rPr>
+        <w:rFonts w:ascii="Symbol" w:hAnsi="Symbol" w:hint="default"/>
+        <w:sz w:val="20"/>
+      </w:rPr>
+    </w:lvl>
+    <w:lvl w:ilvl="1" w:tentative="1">
+      <w:start w:val="1"/>
+      <w:numFmt w:val="bullet"/>
+      <w:lvlText w:val="o"/>
+      <w:lvlJc w:val="left"/>
+      <w:pPr>
+        <w:tabs>
+          <w:tab w:val="num" w:pos="1440"/>
+        </w:tabs>
+        <w:ind w:left="1440" w:hanging="360"/>
+      </w:pPr>
+      <w:rPr>
+        <w:rFonts w:ascii="Courier New" w:hAnsi="Courier New" w:hint="default"/>
+        <w:sz w:val="20"/>
+      </w:rPr>
+    </w:lvl>
+    <w:lvl w:ilvl="2" w:tentative="1">
+      <w:start w:val="1"/>
+      <w:numFmt w:val="bullet"/>
+      <w:lvlText w:val=""/>
+      <w:lvlJc w:val="left"/>
+      <w:pPr>
+        <w:tabs>
+          <w:tab w:val="num" w:pos="2160"/>
+        </w:tabs>
+        <w:ind w:left="2160" w:hanging="360"/>
+      </w:pPr>
+      <w:rPr>
+        <w:rFonts w:ascii="Wingdings" w:hAnsi="Wingdings" w:hint="default"/>
+        <w:sz w:val="20"/>
+      </w:rPr>
+    </w:lvl>
+    <w:lvl w:ilvl="3" w:tentative="1">
+      <w:start w:val="1"/>
+      <w:numFmt w:val="bullet"/>
+      <w:lvlText w:val=""/>
+      <w:lvlJc w:val="left"/>
+      <w:pPr>
+        <w:tabs>
+          <w:tab w:val="num" w:pos="2880"/>
+        </w:tabs>
+        <w:ind w:left="2880" w:hanging="360"/>
+      </w:pPr>
+      <w:rPr>
+        <w:rFonts w:ascii="Wingdings" w:hAnsi="Wingdings" w:hint="default"/>
+        <w:sz w:val="20"/>
+      </w:rPr>
+    </w:lvl>
+    <w:lvl w:ilvl="4" w:tentative="1">
+      <w:start w:val="1"/>
+      <w:numFmt w:val="bullet"/>
+      <w:lvlText w:val=""/>
+      <w:lvlJc w:val="left"/>
+      <w:pPr>
+        <w:tabs>
+          <w:tab w:val="num" w:pos="3600"/>
+        </w:tabs>
+        <w:ind w:left="3600" w:hanging="360"/>
+      </w:pPr>
+      <w:rPr>
+        <w:rFonts w:ascii="Wingdings" w:hAnsi="Wingdings" w:hint="default"/>
+        <w:sz w:val="20"/>
+      </w:rPr>
+    </w:lvl>
+    <w:lvl w:ilvl="5" w:tentative="1">
+      <w:start w:val="1"/>
+      <w:numFmt w:val="bullet"/>
+      <w:lvlText w:val=""/>
+      <w:lvlJc w:val="left"/>
+      <w:pPr>
+        <w:tabs>
+          <w:tab w:val="num" w:pos="4320"/>
+        </w:tabs>
+        <w:ind w:left="4320" w:hanging="360"/>
+      </w:pPr>
+      <w:rPr>
+        <w:rFonts w:ascii="Wingdings" w:hAnsi="Wingdings" w:hint="default"/>
+        <w:sz w:val="20"/>
+      </w:rPr>
+    </w:lvl>
+    <w:lvl w:ilvl="6" w:tentative="1">
+      <w:start w:val="1"/>
+      <w:numFmt w:val="bullet"/>
+      <w:lvlText w:val=""/>
+      <w:lvlJc w:val="left"/>
+      <w:pPr>
+        <w:tabs>
+          <w:tab w:val="num" w:pos="5040"/>
+        </w:tabs>
+        <w:ind w:left="5040" w:hanging="360"/>
+      </w:pPr>
+      <w:rPr>
+        <w:rFonts w:ascii="Wingdings" w:hAnsi="Wingdings" w:hint="default"/>
+        <w:sz w:val="20"/>
+      </w:rPr>
+    </w:lvl>
+    <w:lvl w:ilvl="7" w:tentative="1">
+      <w:start w:val="1"/>
+      <w:numFmt w:val="bullet"/>
+      <w:lvlText w:val=""/>
+      <w:lvlJc w:val="left"/>
+      <w:pPr>
+        <w:tabs>
+          <w:tab w:val="num" w:pos="5760"/>
+        </w:tabs>
+        <w:ind w:left="5760" w:hanging="360"/>
+      </w:pPr>
+      <w:rPr>
+        <w:rFonts w:ascii="Wingdings" w:hAnsi="Wingdings" w:hint="default"/>
+        <w:sz w:val="20"/>
+      </w:rPr>
+    </w:lvl>
+    <w:lvl w:ilvl="8" w:tentative="1">
+      <w:start w:val="1"/>
+      <w:numFmt w:val="bullet"/>
+      <w:lvlText w:val=""/>
+      <w:lvlJc w:val="left"/>
+      <w:pPr>
+        <w:tabs>
+          <w:tab w:val="num" w:pos="6480"/>
+        </w:tabs>
+        <w:ind w:left="6480" w:hanging="360"/>
+      </w:pPr>
+      <w:rPr>
+        <w:rFonts w:ascii="Wingdings" w:hAnsi="Wingdings" w:hint="default"/>
+        <w:sz w:val="20"/>
+      </w:rPr>
+    </w:lvl>
+  </w:abstractNum>
+  <w:abstractNum w:abstractNumId="32" w15:restartNumberingAfterBreak="0">
     <w:nsid w:val="768525E9"/>
     <w:multiLevelType w:val="multilevel"/>
     <w:tmpl w:val="0B84088A"/>
@@ -7380,7 +7737,7 @@
       </w:rPr>
     </w:lvl>
   </w:abstractNum>
-  <w:abstractNum w:abstractNumId="31" w15:restartNumberingAfterBreak="0">
+  <w:abstractNum w:abstractNumId="33" w15:restartNumberingAfterBreak="0">
     <w:nsid w:val="7C022BF0"/>
     <w:multiLevelType w:val="multilevel"/>
     <w:tmpl w:val="85A0C92A"/>
@@ -7529,7 +7886,7 @@
       </w:rPr>
     </w:lvl>
   </w:abstractNum>
-  <w:abstractNum w:abstractNumId="32" w15:restartNumberingAfterBreak="0">
+  <w:abstractNum w:abstractNumId="34" w15:restartNumberingAfterBreak="0">
     <w:nsid w:val="7F41383E"/>
     <w:multiLevelType w:val="multilevel"/>
     <w:tmpl w:val="C6B807B0"/>
@@ -7679,10 +8036,10 @@
     </w:lvl>
   </w:abstractNum>
   <w:num w:numId="1" w16cid:durableId="36977116">
-    <w:abstractNumId w:val="19"/>
+    <w:abstractNumId w:val="20"/>
   </w:num>
   <w:num w:numId="2" w16cid:durableId="1471558284">
-    <w:abstractNumId w:val="15"/>
+    <w:abstractNumId w:val="16"/>
   </w:num>
   <w:num w:numId="3" w16cid:durableId="417287714">
     <w:abstractNumId w:val="13"/>
@@ -7697,10 +8054,10 @@
     <w:abstractNumId w:val="10"/>
   </w:num>
   <w:num w:numId="7" w16cid:durableId="1678271550">
-    <w:abstractNumId w:val="26"/>
+    <w:abstractNumId w:val="27"/>
   </w:num>
   <w:num w:numId="8" w16cid:durableId="691733110">
-    <w:abstractNumId w:val="28"/>
+    <w:abstractNumId w:val="29"/>
   </w:num>
   <w:num w:numId="9" w16cid:durableId="1660496013">
     <w:abstractNumId w:val="2"/>
@@ -7712,7 +8069,7 @@
     <w:abstractNumId w:val="0"/>
   </w:num>
   <w:num w:numId="12" w16cid:durableId="1630627813">
-    <w:abstractNumId w:val="18"/>
+    <w:abstractNumId w:val="19"/>
   </w:num>
   <w:num w:numId="13" w16cid:durableId="240649322">
     <w:abstractNumId w:val="7"/>
@@ -7721,10 +8078,10 @@
     <w:abstractNumId w:val="3"/>
   </w:num>
   <w:num w:numId="15" w16cid:durableId="1582638469">
-    <w:abstractNumId w:val="24"/>
+    <w:abstractNumId w:val="25"/>
   </w:num>
   <w:num w:numId="16" w16cid:durableId="902762591">
-    <w:abstractNumId w:val="27"/>
+    <w:abstractNumId w:val="28"/>
   </w:num>
   <w:num w:numId="17" w16cid:durableId="806825408">
     <w:abstractNumId w:val="1"/>
@@ -7733,49 +8090,55 @@
     <w:abstractNumId w:val="6"/>
   </w:num>
   <w:num w:numId="19" w16cid:durableId="2113667773">
-    <w:abstractNumId w:val="21"/>
+    <w:abstractNumId w:val="22"/>
   </w:num>
   <w:num w:numId="20" w16cid:durableId="1409384154">
-    <w:abstractNumId w:val="23"/>
+    <w:abstractNumId w:val="24"/>
   </w:num>
   <w:num w:numId="21" w16cid:durableId="784274719">
     <w:abstractNumId w:val="5"/>
   </w:num>
   <w:num w:numId="22" w16cid:durableId="155610744">
-    <w:abstractNumId w:val="30"/>
+    <w:abstractNumId w:val="32"/>
   </w:num>
   <w:num w:numId="23" w16cid:durableId="1765154090">
-    <w:abstractNumId w:val="31"/>
+    <w:abstractNumId w:val="33"/>
   </w:num>
   <w:num w:numId="24" w16cid:durableId="2056158180">
-    <w:abstractNumId w:val="16"/>
+    <w:abstractNumId w:val="17"/>
   </w:num>
   <w:num w:numId="25" w16cid:durableId="688335517">
-    <w:abstractNumId w:val="20"/>
+    <w:abstractNumId w:val="21"/>
   </w:num>
   <w:num w:numId="26" w16cid:durableId="1516116435">
-    <w:abstractNumId w:val="22"/>
+    <w:abstractNumId w:val="23"/>
   </w:num>
   <w:num w:numId="27" w16cid:durableId="1454717143">
-    <w:abstractNumId w:val="14"/>
+    <w:abstractNumId w:val="15"/>
   </w:num>
   <w:num w:numId="28" w16cid:durableId="1094133160">
     <w:abstractNumId w:val="8"/>
   </w:num>
   <w:num w:numId="29" w16cid:durableId="434058292">
-    <w:abstractNumId w:val="32"/>
+    <w:abstractNumId w:val="34"/>
   </w:num>
   <w:num w:numId="30" w16cid:durableId="372651904">
     <w:abstractNumId w:val="11"/>
   </w:num>
   <w:num w:numId="31" w16cid:durableId="450825631">
-    <w:abstractNumId w:val="17"/>
+    <w:abstractNumId w:val="18"/>
   </w:num>
   <w:num w:numId="32" w16cid:durableId="1345472743">
-    <w:abstractNumId w:val="25"/>
+    <w:abstractNumId w:val="26"/>
   </w:num>
   <w:num w:numId="33" w16cid:durableId="1157457051">
-    <w:abstractNumId w:val="29"/>
+    <w:abstractNumId w:val="30"/>
+  </w:num>
+  <w:num w:numId="34" w16cid:durableId="923301007">
+    <w:abstractNumId w:val="31"/>
+  </w:num>
+  <w:num w:numId="35" w16cid:durableId="545684742">
+    <w:abstractNumId w:val="14"/>
   </w:num>
 </w:numbering>
 </file>
@@ -8771,6 +9134,32 @@
       <w:szCs w:val="20"/>
     </w:rPr>
   </w:style>
+  <w:style w:type="paragraph" w:styleId="NormalWeb">
+    <w:name w:val="Normal (Web)"/>
+    <w:basedOn w:val="Normal"/>
+    <w:uiPriority w:val="99"/>
+    <w:semiHidden/>
+    <w:unhideWhenUsed/>
+    <w:rsid w:val="000D7A9F"/>
+    <w:pPr>
+      <w:spacing w:before="100" w:beforeAutospacing="1" w:after="100" w:afterAutospacing="1" w:line="240" w:lineRule="auto"/>
+    </w:pPr>
+    <w:rPr>
+      <w:rFonts w:ascii="Times New Roman" w:eastAsia="Times New Roman" w:hAnsi="Times New Roman" w:cs="Times New Roman"/>
+      <w:kern w:val="0"/>
+      <w14:ligatures w14:val="none"/>
+    </w:rPr>
+  </w:style>
+  <w:style w:type="character" w:customStyle="1" w:styleId="l">
+    <w:name w:val="ͼl"/>
+    <w:basedOn w:val="DefaultParagraphFont"/>
+    <w:rsid w:val="000D7A9F"/>
+  </w:style>
+  <w:style w:type="character" w:customStyle="1" w:styleId="n">
+    <w:name w:val="ͼn"/>
+    <w:basedOn w:val="DefaultParagraphFont"/>
+    <w:rsid w:val="000D7A9F"/>
+  </w:style>
 </w:styles>
 </file>
 
